--- a/public/maCarTemplate.docx
+++ b/public/maCarTemplate.docx
@@ -7,11 +7,12 @@
         <w:ind w:firstLine="0"/>
         <w:jc w:val="right"/>
         <w:rPr>
-          <w:rFonts w:ascii="TH SarabunIT๙" w:hAnsi="TH SarabunIT๙" w:cs="TH SarabunIT๙"/>
+          <w:rFonts w:ascii="TH SarabunIT๙" w:hAnsi="TH SarabunIT๙" w:cs="TH SarabunIT๙" w:hint="cs"/>
           <w:b/>
           <w:bCs/>
           <w:sz w:val="40"/>
           <w:szCs w:val="40"/>
+          <w:cs/>
         </w:rPr>
       </w:pPr>
     </w:p>
@@ -1580,6 +1581,518 @@
         <w:t xml:space="preserve">ผู้ตรวจสอบ </w:t>
       </w:r>
     </w:p>
+    <w:tbl>
+      <w:tblPr>
+        <w:tblStyle w:val="TableGrid"/>
+        <w:tblpPr w:leftFromText="187" w:rightFromText="187" w:vertAnchor="page" w:horzAnchor="margin" w:tblpY="12089"/>
+        <w:tblOverlap w:val="never"/>
+        <w:tblW w:w="9895" w:type="dxa"/>
+        <w:tblBorders>
+          <w:top w:val="none" w:sz="0" w:space="0" w:color="auto"/>
+          <w:left w:val="none" w:sz="0" w:space="0" w:color="auto"/>
+          <w:bottom w:val="none" w:sz="0" w:space="0" w:color="auto"/>
+          <w:right w:val="none" w:sz="0" w:space="0" w:color="auto"/>
+          <w:insideH w:val="none" w:sz="0" w:space="0" w:color="auto"/>
+          <w:insideV w:val="none" w:sz="0" w:space="0" w:color="auto"/>
+        </w:tblBorders>
+        <w:tblLook w:val="04A0" w:firstRow="1" w:lastRow="0" w:firstColumn="1" w:lastColumn="0" w:noHBand="0" w:noVBand="1"/>
+      </w:tblPr>
+      <w:tblGrid>
+        <w:gridCol w:w="9895"/>
+      </w:tblGrid>
+      <w:tr>
+        <w:trPr>
+          <w:trHeight w:val="3406"/>
+        </w:trPr>
+        <w:tc>
+          <w:tcPr>
+            <w:tcW w:w="9895" w:type="dxa"/>
+          </w:tcPr>
+          <w:p>
+            <w:pPr>
+              <w:pBdr>
+                <w:bottom w:val="single" w:sz="6" w:space="1" w:color="auto"/>
+              </w:pBdr>
+              <w:ind w:firstLine="0"/>
+              <w:rPr>
+                <w:rFonts w:ascii="TH SarabunIT๙" w:hAnsi="TH SarabunIT๙" w:cs="TH SarabunIT๙"/>
+                <w:sz w:val="32"/>
+                <w:szCs w:val="32"/>
+              </w:rPr>
+            </w:pPr>
+          </w:p>
+          <w:p>
+            <w:pPr>
+              <w:ind w:firstLine="0"/>
+              <w:rPr>
+                <w:rFonts w:ascii="TH SarabunIT๙" w:hAnsi="TH SarabunIT๙" w:cs="TH SarabunIT๙"/>
+                <w:sz w:val="32"/>
+                <w:szCs w:val="32"/>
+              </w:rPr>
+            </w:pPr>
+            <w:r>
+              <w:rPr>
+                <w:rFonts w:ascii="TH SarabunIT๙" w:hAnsi="TH SarabunIT๙" w:cs="TH SarabunIT๙"/>
+                <w:sz w:val="32"/>
+                <w:szCs w:val="32"/>
+                <w:cs/>
+              </w:rPr>
+              <w:t>สำหรับ หน่วยยานพาหนะ (ผู้ตรวจสอบ)</w:t>
+            </w:r>
+          </w:p>
+          <w:p>
+            <w:pPr>
+              <w:ind w:right="-590"/>
+              <w:rPr>
+                <w:rFonts w:ascii="TH SarabunIT๙" w:hAnsi="TH SarabunIT๙" w:cs="TH SarabunIT๙"/>
+                <w:sz w:val="32"/>
+                <w:szCs w:val="32"/>
+              </w:rPr>
+            </w:pPr>
+            <w:r>
+              <w:rPr>
+                <w:rFonts w:ascii="TH SarabunIT๙" w:hAnsi="TH SarabunIT๙" w:cs="TH SarabunIT๙"/>
+                <w:sz w:val="32"/>
+                <w:szCs w:val="32"/>
+                <w:cs/>
+              </w:rPr>
+              <w:t>เห็นควรอนุญาตให้ใช้รถยนต์ราชการ หมายเลขทะเบียน ...</w:t>
+            </w:r>
+            <w:r>
+              <w:rPr>
+                <w:rFonts w:ascii="TH SarabunIT๙" w:hAnsi="TH SarabunIT๙" w:cs="TH SarabunIT๙"/>
+                <w:sz w:val="32"/>
+                <w:szCs w:val="32"/>
+              </w:rPr>
+              <w:t>{</w:t>
+            </w:r>
+            <w:proofErr w:type="spellStart"/>
+            <w:r>
+              <w:rPr>
+                <w:rFonts w:ascii="TH SarabunIT๙" w:hAnsi="TH SarabunIT๙" w:cs="TH SarabunIT๙"/>
+                <w:sz w:val="32"/>
+                <w:szCs w:val="32"/>
+              </w:rPr>
+              <w:t>licensePlate</w:t>
+            </w:r>
+            <w:proofErr w:type="spellEnd"/>
+            <w:proofErr w:type="gramStart"/>
+            <w:r>
+              <w:rPr>
+                <w:rFonts w:ascii="TH SarabunIT๙" w:hAnsi="TH SarabunIT๙" w:cs="TH SarabunIT๙"/>
+                <w:sz w:val="32"/>
+                <w:szCs w:val="32"/>
+              </w:rPr>
+              <w:t>}</w:t>
+            </w:r>
+            <w:r>
+              <w:rPr>
+                <w:rFonts w:ascii="TH SarabunIT๙" w:hAnsi="TH SarabunIT๙" w:cs="TH SarabunIT๙"/>
+                <w:sz w:val="32"/>
+                <w:szCs w:val="32"/>
+                <w:cs/>
+              </w:rPr>
+              <w:t>..</w:t>
+            </w:r>
+            <w:proofErr w:type="gramEnd"/>
+            <w:r>
+              <w:rPr>
+                <w:rFonts w:ascii="TH SarabunIT๙" w:hAnsi="TH SarabunIT๙" w:cs="TH SarabunIT๙"/>
+                <w:sz w:val="32"/>
+                <w:szCs w:val="32"/>
+                <w:cs/>
+              </w:rPr>
+              <w:t xml:space="preserve"> (รถยนต์ราชการหมายเลข..</w:t>
+            </w:r>
+            <w:r>
+              <w:rPr>
+                <w:rFonts w:ascii="TH SarabunIT๙" w:hAnsi="TH SarabunIT๙" w:cs="TH SarabunIT๙"/>
+                <w:sz w:val="32"/>
+                <w:szCs w:val="32"/>
+              </w:rPr>
+              <w:t>{</w:t>
+            </w:r>
+            <w:proofErr w:type="spellStart"/>
+            <w:proofErr w:type="gramStart"/>
+            <w:r>
+              <w:rPr>
+                <w:rFonts w:ascii="TH SarabunIT๙" w:hAnsi="TH SarabunIT๙" w:cs="TH SarabunIT๙"/>
+                <w:sz w:val="32"/>
+                <w:szCs w:val="32"/>
+              </w:rPr>
+              <w:t>nT</w:t>
+            </w:r>
+            <w:proofErr w:type="spellEnd"/>
+            <w:r>
+              <w:rPr>
+                <w:rFonts w:ascii="TH SarabunIT๙" w:hAnsi="TH SarabunIT๙" w:cs="TH SarabunIT๙"/>
+                <w:sz w:val="32"/>
+                <w:szCs w:val="32"/>
+              </w:rPr>
+              <w:t>}</w:t>
+            </w:r>
+            <w:r>
+              <w:rPr>
+                <w:rFonts w:ascii="TH SarabunIT๙" w:hAnsi="TH SarabunIT๙" w:cs="TH SarabunIT๙"/>
+                <w:sz w:val="32"/>
+                <w:szCs w:val="32"/>
+                <w:cs/>
+              </w:rPr>
+              <w:t>...</w:t>
+            </w:r>
+            <w:proofErr w:type="gramEnd"/>
+            <w:r>
+              <w:rPr>
+                <w:rFonts w:ascii="TH SarabunIT๙" w:hAnsi="TH SarabunIT๙" w:cs="TH SarabunIT๙"/>
+                <w:sz w:val="32"/>
+                <w:szCs w:val="32"/>
+                <w:cs/>
+              </w:rPr>
+              <w:t>)</w:t>
+            </w:r>
+          </w:p>
+          <w:p>
+            <w:pPr>
+              <w:ind w:firstLine="0"/>
+              <w:rPr>
+                <w:rFonts w:ascii="TH SarabunIT๙" w:hAnsi="TH SarabunIT๙" w:cs="TH SarabunIT๙"/>
+                <w:sz w:val="32"/>
+                <w:szCs w:val="32"/>
+              </w:rPr>
+            </w:pPr>
+            <w:r>
+              <w:rPr>
+                <w:rFonts w:ascii="TH SarabunIT๙" w:hAnsi="TH SarabunIT๙" w:cs="TH SarabunIT๙"/>
+                <w:sz w:val="32"/>
+                <w:szCs w:val="32"/>
+                <w:cs/>
+              </w:rPr>
+              <w:t xml:space="preserve">โดยมีพนักงานขับรถยนต์ </w:t>
+            </w:r>
+            <w:r>
+              <w:rPr>
+                <w:rFonts w:ascii="TH SarabunIT๙" w:hAnsi="TH SarabunIT๙" w:cs="TH SarabunIT๙"/>
+                <w:sz w:val="32"/>
+                <w:szCs w:val="32"/>
+              </w:rPr>
+              <w:t>{</w:t>
+            </w:r>
+            <w:proofErr w:type="spellStart"/>
+            <w:r>
+              <w:rPr>
+                <w:rFonts w:ascii="TH SarabunIT๙" w:hAnsi="TH SarabunIT๙" w:cs="TH SarabunIT๙"/>
+                <w:sz w:val="32"/>
+                <w:szCs w:val="32"/>
+              </w:rPr>
+              <w:t>gds</w:t>
+            </w:r>
+            <w:proofErr w:type="spellEnd"/>
+            <w:r>
+              <w:rPr>
+                <w:rFonts w:ascii="TH SarabunIT๙" w:hAnsi="TH SarabunIT๙" w:cs="TH SarabunIT๙"/>
+                <w:sz w:val="32"/>
+                <w:szCs w:val="32"/>
+              </w:rPr>
+              <w:t>}</w:t>
+            </w:r>
+            <w:r>
+              <w:rPr>
+                <w:rFonts w:ascii="TH SarabunIT๙" w:hAnsi="TH SarabunIT๙" w:cs="TH SarabunIT๙"/>
+                <w:sz w:val="32"/>
+                <w:szCs w:val="32"/>
+              </w:rPr>
+              <w:t>{</w:t>
+            </w:r>
+            <w:proofErr w:type="spellStart"/>
+            <w:r>
+              <w:rPr>
+                <w:rFonts w:ascii="TH SarabunIT๙" w:hAnsi="TH SarabunIT๙" w:cs="TH SarabunIT๙"/>
+                <w:sz w:val="32"/>
+                <w:szCs w:val="32"/>
+              </w:rPr>
+              <w:t>namedriver</w:t>
+            </w:r>
+            <w:proofErr w:type="spellEnd"/>
+            <w:r>
+              <w:rPr>
+                <w:rFonts w:ascii="TH SarabunIT๙" w:hAnsi="TH SarabunIT๙" w:cs="TH SarabunIT๙"/>
+                <w:sz w:val="32"/>
+                <w:szCs w:val="32"/>
+              </w:rPr>
+              <w:t xml:space="preserve">} </w:t>
+            </w:r>
+            <w:r>
+              <w:rPr>
+                <w:rFonts w:ascii="TH SarabunIT๙" w:hAnsi="TH SarabunIT๙" w:cs="TH SarabunIT๙"/>
+                <w:sz w:val="32"/>
+                <w:szCs w:val="32"/>
+                <w:cs/>
+              </w:rPr>
+              <w:t xml:space="preserve">และขอสั่งจ่ายน้ำมันจากงบกลาง ชนิด  </w:t>
+            </w:r>
+            <w:r>
+              <w:rPr>
+                <w:rFonts w:ascii="TH SarabunIT๙" w:hAnsi="TH SarabunIT๙" w:cs="TH SarabunIT๙"/>
+                <w:sz w:val="32"/>
+                <w:szCs w:val="32"/>
+              </w:rPr>
+              <w:t>{</w:t>
+            </w:r>
+            <w:proofErr w:type="spellStart"/>
+            <w:r>
+              <w:rPr>
+                <w:rFonts w:ascii="TH SarabunIT๙" w:hAnsi="TH SarabunIT๙" w:cs="TH SarabunIT๙"/>
+                <w:sz w:val="32"/>
+                <w:szCs w:val="32"/>
+              </w:rPr>
+              <w:t>f</w:t>
+            </w:r>
+            <w:r>
+              <w:rPr>
+                <w:rFonts w:ascii="TH SarabunIT๙" w:hAnsi="TH SarabunIT๙" w:cs="TH SarabunIT๙"/>
+                <w:sz w:val="32"/>
+                <w:szCs w:val="32"/>
+              </w:rPr>
+              <w:t>N</w:t>
+            </w:r>
+            <w:proofErr w:type="spellEnd"/>
+            <w:r>
+              <w:rPr>
+                <w:rFonts w:ascii="TH SarabunIT๙" w:hAnsi="TH SarabunIT๙" w:cs="TH SarabunIT๙"/>
+                <w:sz w:val="32"/>
+                <w:szCs w:val="32"/>
+              </w:rPr>
+              <w:t>}</w:t>
+            </w:r>
+            <w:r>
+              <w:rPr>
+                <w:rFonts w:ascii="TH SarabunIT๙" w:hAnsi="TH SarabunIT๙" w:cs="TH SarabunIT๙"/>
+                <w:sz w:val="32"/>
+                <w:szCs w:val="32"/>
+                <w:cs/>
+              </w:rPr>
+              <w:t xml:space="preserve"> เบนซิน</w:t>
+            </w:r>
+            <w:r>
+              <w:rPr>
+                <w:rFonts w:ascii="TH SarabunIT๙" w:hAnsi="TH SarabunIT๙" w:cs="TH SarabunIT๙"/>
+                <w:sz w:val="32"/>
+                <w:szCs w:val="32"/>
+              </w:rPr>
+              <w:t xml:space="preserve"> {</w:t>
+            </w:r>
+            <w:proofErr w:type="spellStart"/>
+            <w:r>
+              <w:rPr>
+                <w:rFonts w:ascii="TH SarabunIT๙" w:hAnsi="TH SarabunIT๙" w:cs="TH SarabunIT๙"/>
+                <w:sz w:val="32"/>
+                <w:szCs w:val="32"/>
+              </w:rPr>
+              <w:t>f</w:t>
+            </w:r>
+            <w:r>
+              <w:rPr>
+                <w:rFonts w:ascii="TH SarabunIT๙" w:hAnsi="TH SarabunIT๙" w:cs="TH SarabunIT๙"/>
+                <w:sz w:val="32"/>
+                <w:szCs w:val="32"/>
+              </w:rPr>
+              <w:t>O</w:t>
+            </w:r>
+            <w:proofErr w:type="spellEnd"/>
+            <w:r>
+              <w:rPr>
+                <w:rFonts w:ascii="TH SarabunIT๙" w:hAnsi="TH SarabunIT๙" w:cs="TH SarabunIT๙"/>
+                <w:sz w:val="32"/>
+                <w:szCs w:val="32"/>
+              </w:rPr>
+              <w:t>}</w:t>
+            </w:r>
+            <w:r>
+              <w:rPr>
+                <w:rFonts w:ascii="TH SarabunIT๙" w:hAnsi="TH SarabunIT๙" w:cs="TH SarabunIT๙"/>
+                <w:sz w:val="32"/>
+                <w:szCs w:val="32"/>
+                <w:cs/>
+              </w:rPr>
+              <w:t xml:space="preserve"> แกสโซ</w:t>
+            </w:r>
+            <w:proofErr w:type="spellStart"/>
+            <w:r>
+              <w:rPr>
+                <w:rFonts w:ascii="TH SarabunIT๙" w:hAnsi="TH SarabunIT๙" w:cs="TH SarabunIT๙"/>
+                <w:sz w:val="32"/>
+                <w:szCs w:val="32"/>
+                <w:cs/>
+              </w:rPr>
+              <w:t>ฮอลล์</w:t>
+            </w:r>
+            <w:proofErr w:type="spellEnd"/>
+            <w:r>
+              <w:rPr>
+                <w:rFonts w:ascii="TH SarabunIT๙" w:hAnsi="TH SarabunIT๙" w:cs="TH SarabunIT๙"/>
+                <w:sz w:val="32"/>
+                <w:szCs w:val="32"/>
+                <w:cs/>
+              </w:rPr>
+              <w:t xml:space="preserve"> 91 </w:t>
+            </w:r>
+            <w:r>
+              <w:rPr>
+                <w:rFonts w:ascii="TH SarabunIT๙" w:hAnsi="TH SarabunIT๙" w:cs="TH SarabunIT๙"/>
+                <w:sz w:val="32"/>
+                <w:szCs w:val="32"/>
+              </w:rPr>
+              <w:t>{</w:t>
+            </w:r>
+            <w:proofErr w:type="spellStart"/>
+            <w:r>
+              <w:rPr>
+                <w:rFonts w:ascii="TH SarabunIT๙" w:hAnsi="TH SarabunIT๙" w:cs="TH SarabunIT๙"/>
+                <w:sz w:val="32"/>
+                <w:szCs w:val="32"/>
+              </w:rPr>
+              <w:t>f</w:t>
+            </w:r>
+            <w:r>
+              <w:rPr>
+                <w:rFonts w:ascii="TH SarabunIT๙" w:hAnsi="TH SarabunIT๙" w:cs="TH SarabunIT๙"/>
+                <w:sz w:val="32"/>
+                <w:szCs w:val="32"/>
+              </w:rPr>
+              <w:t>D</w:t>
+            </w:r>
+            <w:proofErr w:type="spellEnd"/>
+            <w:r>
+              <w:rPr>
+                <w:rFonts w:ascii="TH SarabunIT๙" w:hAnsi="TH SarabunIT๙" w:cs="TH SarabunIT๙"/>
+                <w:sz w:val="32"/>
+                <w:szCs w:val="32"/>
+              </w:rPr>
+              <w:t>}</w:t>
+            </w:r>
+            <w:r>
+              <w:rPr>
+                <w:rFonts w:ascii="TH SarabunIT๙" w:hAnsi="TH SarabunIT๙" w:cs="TH SarabunIT๙"/>
+                <w:sz w:val="32"/>
+                <w:szCs w:val="32"/>
+                <w:cs/>
+              </w:rPr>
+              <w:t xml:space="preserve"> ดีเซล  ตามใบเบิกน้ำมัน เล่มที่ ...............เลขที่....................จำนวน ........................ บาท</w:t>
+            </w:r>
+          </w:p>
+          <w:p>
+            <w:pPr>
+              <w:ind w:firstLine="0"/>
+              <w:rPr>
+                <w:rFonts w:ascii="TH SarabunIT๙" w:hAnsi="TH SarabunIT๙" w:cs="TH SarabunIT๙"/>
+                <w:sz w:val="32"/>
+                <w:szCs w:val="32"/>
+              </w:rPr>
+            </w:pPr>
+          </w:p>
+          <w:p>
+            <w:pPr>
+              <w:ind w:left="4320" w:right="-165" w:firstLine="216"/>
+              <w:rPr>
+                <w:rFonts w:ascii="TH SarabunIT๙" w:hAnsi="TH SarabunIT๙" w:cs="TH SarabunIT๙"/>
+                <w:sz w:val="32"/>
+                <w:szCs w:val="32"/>
+              </w:rPr>
+            </w:pPr>
+            <w:r>
+              <w:rPr>
+                <w:rFonts w:ascii="TH SarabunIT๙" w:hAnsi="TH SarabunIT๙" w:cs="TH SarabunIT๙"/>
+                <w:sz w:val="32"/>
+                <w:szCs w:val="32"/>
+                <w:cs/>
+              </w:rPr>
+              <w:t>ลงชื่อ</w:t>
+            </w:r>
+            <w:r>
+              <w:rPr>
+                <w:rFonts w:ascii="TH SarabunIT๙" w:hAnsi="TH SarabunIT๙" w:cs="TH SarabunIT๙"/>
+                <w:sz w:val="32"/>
+                <w:szCs w:val="32"/>
+              </w:rPr>
+              <w:t xml:space="preserve"> ....................................................</w:t>
+            </w:r>
+            <w:r>
+              <w:rPr>
+                <w:rFonts w:ascii="TH SarabunIT๙" w:hAnsi="TH SarabunIT๙" w:cs="TH SarabunIT๙"/>
+                <w:sz w:val="32"/>
+                <w:szCs w:val="32"/>
+                <w:cs/>
+              </w:rPr>
+              <w:t xml:space="preserve">ผู้ตรวจสอบ </w:t>
+            </w:r>
+          </w:p>
+          <w:p>
+            <w:pPr>
+              <w:ind w:right="-165"/>
+              <w:rPr>
+                <w:rFonts w:ascii="TH SarabunIT๙" w:hAnsi="TH SarabunIT๙" w:cs="TH SarabunIT๙"/>
+                <w:sz w:val="32"/>
+                <w:szCs w:val="32"/>
+              </w:rPr>
+            </w:pPr>
+            <w:r>
+              <w:rPr>
+                <w:rFonts w:ascii="TH SarabunIT๙" w:hAnsi="TH SarabunIT๙" w:cs="TH SarabunIT๙"/>
+                <w:sz w:val="32"/>
+                <w:szCs w:val="32"/>
+                <w:cs/>
+              </w:rPr>
+              <w:t xml:space="preserve">                                                            (.....................................................)</w:t>
+            </w:r>
+          </w:p>
+          <w:p>
+            <w:pPr>
+              <w:ind w:right="-165"/>
+              <w:rPr>
+                <w:rFonts w:ascii="TH SarabunIT๙" w:hAnsi="TH SarabunIT๙" w:cs="TH SarabunIT๙" w:hint="cs"/>
+                <w:sz w:val="32"/>
+                <w:szCs w:val="32"/>
+              </w:rPr>
+            </w:pPr>
+            <w:r>
+              <w:rPr>
+                <w:rFonts w:ascii="TH SarabunIT๙" w:hAnsi="TH SarabunIT๙" w:cs="TH SarabunIT๙"/>
+                <w:sz w:val="32"/>
+                <w:szCs w:val="32"/>
+              </w:rPr>
+              <w:t xml:space="preserve">   </w:t>
+            </w:r>
+            <w:r>
+              <w:rPr>
+                <w:rFonts w:ascii="TH SarabunIT๙" w:hAnsi="TH SarabunIT๙" w:cs="TH SarabunIT๙" w:hint="cs"/>
+                <w:sz w:val="32"/>
+                <w:szCs w:val="32"/>
+                <w:cs/>
+              </w:rPr>
+              <w:t xml:space="preserve">                                                           </w:t>
+            </w:r>
+            <w:r>
+              <w:rPr>
+                <w:rFonts w:ascii="TH SarabunIT๙" w:hAnsi="TH SarabunIT๙" w:cs="TH SarabunIT๙"/>
+                <w:sz w:val="32"/>
+                <w:szCs w:val="32"/>
+              </w:rPr>
+              <w:t>…………../………………../………………</w:t>
+            </w:r>
+          </w:p>
+          <w:p>
+            <w:pPr>
+              <w:ind w:firstLine="0"/>
+              <w:rPr>
+                <w:rFonts w:ascii="TH SarabunIT๙" w:hAnsi="TH SarabunIT๙" w:cs="TH SarabunIT๙"/>
+                <w:sz w:val="32"/>
+                <w:szCs w:val="32"/>
+              </w:rPr>
+            </w:pPr>
+          </w:p>
+        </w:tc>
+      </w:tr>
+    </w:tbl>
     <w:p>
       <w:pPr>
         <w:ind w:right="-165"/>
@@ -1646,56 +2159,23 @@
     </w:p>
     <w:p>
       <w:pPr>
-        <w:ind w:left="4320" w:firstLine="0"/>
-        <w:rPr>
-          <w:rFonts w:ascii="TH SarabunIT๙" w:hAnsi="TH SarabunIT๙" w:cs="TH SarabunIT๙"/>
-          <w:sz w:val="32"/>
-          <w:szCs w:val="32"/>
-        </w:rPr>
-      </w:pPr>
-      <w:r>
-        <w:rPr>
-          <w:rFonts w:ascii="TH SarabunIT๙" w:hAnsi="TH SarabunIT๙" w:cs="TH SarabunIT๙"/>
-          <w:sz w:val="32"/>
-          <w:szCs w:val="32"/>
-        </w:rPr>
-        <w:t xml:space="preserve">         …………../………………../………………</w:t>
-      </w:r>
-    </w:p>
-    <w:p>
-      <w:pPr>
-        <w:ind w:left="4320" w:firstLine="0"/>
-        <w:rPr>
-          <w:rFonts w:ascii="TH SarabunIT๙" w:hAnsi="TH SarabunIT๙" w:cs="TH SarabunIT๙"/>
-          <w:sz w:val="32"/>
-          <w:szCs w:val="32"/>
-        </w:rPr>
-      </w:pPr>
-    </w:p>
-    <w:p>
-      <w:pPr>
-        <w:rPr>
-          <w:rFonts w:ascii="TH SarabunIT๙" w:hAnsi="TH SarabunIT๙" w:cs="TH SarabunIT๙"/>
-          <w:sz w:val="32"/>
-          <w:szCs w:val="32"/>
-        </w:rPr>
-      </w:pPr>
-      <w:r>
-        <w:rPr>
-          <w:rFonts w:ascii="TH SarabunIT๙" w:hAnsi="TH SarabunIT๙" w:cs="TH SarabunIT๙"/>
-          <w:sz w:val="32"/>
-          <w:szCs w:val="32"/>
-        </w:rPr>
-        <w:t>(</w:t>
-      </w:r>
-      <w:r>
-        <w:rPr>
-          <w:rFonts w:ascii="TH SarabunIT๙" w:hAnsi="TH SarabunIT๙" w:cs="TH SarabunIT๙"/>
-          <w:sz w:val="32"/>
-          <w:szCs w:val="32"/>
-          <w:cs/>
-        </w:rPr>
-        <w:t xml:space="preserve">ลงนามผู้มีอำนาจสั่งใช้รถ) </w:t>
+        <w:tabs>
+          <w:tab w:val="left" w:pos="4950"/>
+        </w:tabs>
+        <w:ind w:firstLine="0"/>
+        <w:rPr>
+          <w:rFonts w:ascii="TH SarabunIT๙" w:hAnsi="TH SarabunIT๙" w:cs="TH SarabunIT๙" w:hint="cs"/>
+          <w:sz w:val="32"/>
+          <w:szCs w:val="32"/>
+        </w:rPr>
+      </w:pPr>
+      <w:r>
+        <w:rPr>
+          <w:rFonts w:ascii="TH SarabunIT๙" w:hAnsi="TH SarabunIT๙" w:cs="TH SarabunIT๙"/>
+          <w:sz w:val="32"/>
+          <w:szCs w:val="32"/>
+        </w:rPr>
+        <w:t xml:space="preserve">         </w:t>
       </w:r>
       <w:r>
         <w:rPr>
@@ -1711,582 +2191,8 @@
           <w:rFonts w:ascii="TH SarabunIT๙" w:hAnsi="TH SarabunIT๙" w:cs="TH SarabunIT๙"/>
           <w:sz w:val="32"/>
           <w:szCs w:val="32"/>
-          <w:cs/>
-        </w:rPr>
-        <w:tab/>
-      </w:r>
-      <w:r>
-        <w:rPr>
-          <w:rFonts w:ascii="TH SarabunIT๙" w:hAnsi="TH SarabunIT๙" w:cs="TH SarabunIT๙"/>
-          <w:sz w:val="32"/>
-          <w:szCs w:val="32"/>
-          <w:cs/>
-        </w:rPr>
-        <w:tab/>
-      </w:r>
-      <w:r>
-        <w:rPr>
-          <w:rFonts w:ascii="TH SarabunIT๙" w:hAnsi="TH SarabunIT๙" w:cs="TH SarabunIT๙"/>
-          <w:sz w:val="32"/>
-          <w:szCs w:val="32"/>
-          <w:cs/>
-        </w:rPr>
-        <w:tab/>
-      </w:r>
-      <w:r>
-        <w:rPr>
-          <w:rFonts w:ascii="TH SarabunIT๙" w:hAnsi="TH SarabunIT๙" w:cs="TH SarabunIT๙"/>
-          <w:sz w:val="32"/>
-          <w:szCs w:val="32"/>
-          <w:cs/>
-        </w:rPr>
-        <w:tab/>
-        <w:t>อนุญาต</w:t>
-      </w:r>
-    </w:p>
-    <w:p>
-      <w:pPr>
-        <w:ind w:firstLine="0"/>
-        <w:rPr>
-          <w:rFonts w:ascii="TH SarabunIT๙" w:hAnsi="TH SarabunIT๙" w:cs="TH SarabunIT๙"/>
-          <w:sz w:val="32"/>
-          <w:szCs w:val="32"/>
-        </w:rPr>
-      </w:pPr>
-    </w:p>
-    <w:p>
-      <w:pPr>
-        <w:ind w:left="4320" w:firstLine="0"/>
-        <w:rPr>
-          <w:rFonts w:ascii="TH SarabunIT๙" w:hAnsi="TH SarabunIT๙" w:cs="TH SarabunIT๙"/>
-          <w:sz w:val="32"/>
-          <w:szCs w:val="32"/>
-        </w:rPr>
-      </w:pPr>
-      <w:r>
-        <w:rPr>
-          <w:rFonts w:ascii="TH SarabunIT๙" w:hAnsi="TH SarabunIT๙" w:cs="TH SarabunIT๙"/>
-          <w:sz w:val="32"/>
-          <w:szCs w:val="32"/>
-        </w:rPr>
-        <w:t xml:space="preserve">         .................................................................. </w:t>
-      </w:r>
-    </w:p>
-    <w:p>
-      <w:pPr>
-        <w:ind w:left="4320" w:firstLine="0"/>
-        <w:rPr>
-          <w:rFonts w:ascii="TH SarabunIT๙" w:hAnsi="TH SarabunIT๙" w:cs="TH SarabunIT๙"/>
-          <w:sz w:val="32"/>
-          <w:szCs w:val="32"/>
-        </w:rPr>
-      </w:pPr>
-      <w:r>
-        <w:rPr>
-          <w:rFonts w:ascii="TH SarabunIT๙" w:hAnsi="TH SarabunIT๙" w:cs="TH SarabunIT๙"/>
-          <w:sz w:val="32"/>
-          <w:szCs w:val="32"/>
-          <w:cs/>
-        </w:rPr>
-        <w:t xml:space="preserve">        </w:t>
-      </w:r>
-      <w:r>
-        <w:rPr>
-          <w:rFonts w:ascii="TH SarabunIT๙" w:hAnsi="TH SarabunIT๙" w:cs="TH SarabunIT๙"/>
-          <w:sz w:val="32"/>
-          <w:szCs w:val="32"/>
-        </w:rPr>
-        <w:t xml:space="preserve"> </w:t>
-      </w:r>
-      <w:r>
-        <w:rPr>
-          <w:rFonts w:ascii="TH SarabunIT๙" w:hAnsi="TH SarabunIT๙" w:cs="TH SarabunIT๙"/>
-          <w:sz w:val="32"/>
-          <w:szCs w:val="32"/>
-          <w:cs/>
-        </w:rPr>
-        <w:t xml:space="preserve"> (</w:t>
-      </w:r>
-      <w:r>
-        <w:rPr>
-          <w:rFonts w:ascii="TH SarabunIT๙" w:hAnsi="TH SarabunIT๙" w:cs="TH SarabunIT๙"/>
-          <w:sz w:val="32"/>
-          <w:szCs w:val="32"/>
-        </w:rPr>
-        <w:t xml:space="preserve">                                              </w:t>
-      </w:r>
-      <w:r>
-        <w:rPr>
-          <w:rFonts w:ascii="TH SarabunIT๙" w:hAnsi="TH SarabunIT๙" w:cs="TH SarabunIT๙"/>
-          <w:sz w:val="32"/>
-          <w:szCs w:val="32"/>
-          <w:cs/>
-        </w:rPr>
-        <w:t>)</w:t>
-      </w:r>
-    </w:p>
-    <w:p>
-      <w:pPr>
-        <w:pBdr>
-          <w:bottom w:val="single" w:sz="6" w:space="1" w:color="auto"/>
-        </w:pBdr>
-        <w:ind w:firstLine="0"/>
-        <w:rPr>
-          <w:rFonts w:ascii="TH SarabunIT๙" w:hAnsi="TH SarabunIT๙" w:cs="TH SarabunIT๙"/>
-          <w:sz w:val="32"/>
-          <w:szCs w:val="32"/>
-        </w:rPr>
-      </w:pPr>
-    </w:p>
-    <w:p>
-      <w:pPr>
-        <w:ind w:firstLine="0"/>
-        <w:rPr>
-          <w:rFonts w:ascii="TH SarabunIT๙" w:hAnsi="TH SarabunIT๙" w:cs="TH SarabunIT๙"/>
-          <w:sz w:val="32"/>
-          <w:szCs w:val="32"/>
-        </w:rPr>
-      </w:pPr>
-      <w:r>
-        <w:rPr>
-          <w:rFonts w:ascii="TH SarabunIT๙" w:hAnsi="TH SarabunIT๙" w:cs="TH SarabunIT๙"/>
-          <w:sz w:val="32"/>
-          <w:szCs w:val="32"/>
-          <w:cs/>
-        </w:rPr>
-        <w:t>สำหรับ หน่วยยานพาหนะ (ผู้ตรวจสอบ)</w:t>
-      </w:r>
-    </w:p>
-    <w:p>
-      <w:pPr>
-        <w:ind w:right="-590"/>
-        <w:rPr>
-          <w:rFonts w:ascii="TH SarabunIT๙" w:hAnsi="TH SarabunIT๙" w:cs="TH SarabunIT๙"/>
-          <w:sz w:val="32"/>
-          <w:szCs w:val="32"/>
-        </w:rPr>
-      </w:pPr>
-      <w:r>
-        <w:rPr>
-          <w:rFonts w:ascii="TH SarabunIT๙" w:hAnsi="TH SarabunIT๙" w:cs="TH SarabunIT๙"/>
-          <w:sz w:val="32"/>
-          <w:szCs w:val="32"/>
-          <w:cs/>
-        </w:rPr>
-        <w:t>เห็นควรอนุญาตให้ใช้รถยนต์ราชการ หมายเลขทะเบียน ...</w:t>
-      </w:r>
-      <w:r>
-        <w:rPr>
-          <w:rFonts w:ascii="TH SarabunIT๙" w:hAnsi="TH SarabunIT๙" w:cs="TH SarabunIT๙"/>
-          <w:sz w:val="32"/>
-          <w:szCs w:val="32"/>
-        </w:rPr>
-        <w:t>{</w:t>
-      </w:r>
-      <w:proofErr w:type="spellStart"/>
-      <w:r>
-        <w:rPr>
-          <w:rFonts w:ascii="TH SarabunIT๙" w:hAnsi="TH SarabunIT๙" w:cs="TH SarabunIT๙"/>
-          <w:sz w:val="32"/>
-          <w:szCs w:val="32"/>
-        </w:rPr>
-        <w:t>licensePlate</w:t>
-      </w:r>
-      <w:proofErr w:type="spellEnd"/>
-      <w:proofErr w:type="gramStart"/>
-      <w:r>
-        <w:rPr>
-          <w:rFonts w:ascii="TH SarabunIT๙" w:hAnsi="TH SarabunIT๙" w:cs="TH SarabunIT๙"/>
-          <w:sz w:val="32"/>
-          <w:szCs w:val="32"/>
-        </w:rPr>
-        <w:t>}</w:t>
-      </w:r>
-      <w:r>
-        <w:rPr>
-          <w:rFonts w:ascii="TH SarabunIT๙" w:hAnsi="TH SarabunIT๙" w:cs="TH SarabunIT๙"/>
-          <w:sz w:val="32"/>
-          <w:szCs w:val="32"/>
-          <w:cs/>
-        </w:rPr>
-        <w:t>..</w:t>
-      </w:r>
-      <w:proofErr w:type="gramEnd"/>
-      <w:r>
-        <w:rPr>
-          <w:rFonts w:ascii="TH SarabunIT๙" w:hAnsi="TH SarabunIT๙" w:cs="TH SarabunIT๙"/>
-          <w:sz w:val="32"/>
-          <w:szCs w:val="32"/>
-          <w:cs/>
-        </w:rPr>
-        <w:t xml:space="preserve"> (รถยนต์ราชการหมายเลข...</w:t>
-      </w:r>
-      <w:r>
-        <w:rPr>
-          <w:rFonts w:ascii="TH SarabunIT๙" w:hAnsi="TH SarabunIT๙" w:cs="TH SarabunIT๙"/>
-          <w:sz w:val="32"/>
-          <w:szCs w:val="32"/>
-        </w:rPr>
-        <w:t>{</w:t>
-      </w:r>
-      <w:proofErr w:type="spellStart"/>
-      <w:proofErr w:type="gramStart"/>
-      <w:r>
-        <w:rPr>
-          <w:rFonts w:ascii="TH SarabunIT๙" w:hAnsi="TH SarabunIT๙" w:cs="TH SarabunIT๙"/>
-          <w:sz w:val="32"/>
-          <w:szCs w:val="32"/>
-        </w:rPr>
-        <w:t>nT</w:t>
-      </w:r>
-      <w:proofErr w:type="spellEnd"/>
-      <w:r>
-        <w:rPr>
-          <w:rFonts w:ascii="TH SarabunIT๙" w:hAnsi="TH SarabunIT๙" w:cs="TH SarabunIT๙"/>
-          <w:sz w:val="32"/>
-          <w:szCs w:val="32"/>
-        </w:rPr>
-        <w:t>}</w:t>
-      </w:r>
-      <w:r>
-        <w:rPr>
-          <w:rFonts w:ascii="TH SarabunIT๙" w:hAnsi="TH SarabunIT๙" w:cs="TH SarabunIT๙"/>
-          <w:sz w:val="32"/>
-          <w:szCs w:val="32"/>
-          <w:cs/>
-        </w:rPr>
-        <w:t>...</w:t>
-      </w:r>
-      <w:proofErr w:type="gramEnd"/>
-      <w:r>
-        <w:rPr>
-          <w:rFonts w:ascii="TH SarabunIT๙" w:hAnsi="TH SarabunIT๙" w:cs="TH SarabunIT๙"/>
-          <w:sz w:val="32"/>
-          <w:szCs w:val="32"/>
-          <w:cs/>
-        </w:rPr>
-        <w:t>)</w:t>
-      </w:r>
-    </w:p>
-    <w:p>
-      <w:pPr>
-        <w:ind w:firstLine="0"/>
-        <w:rPr>
-          <w:rFonts w:ascii="TH SarabunIT๙" w:hAnsi="TH SarabunIT๙" w:cs="TH SarabunIT๙"/>
-          <w:sz w:val="32"/>
-          <w:szCs w:val="32"/>
-        </w:rPr>
-      </w:pPr>
-      <w:r>
-        <w:rPr>
-          <w:rFonts w:ascii="TH SarabunIT๙" w:hAnsi="TH SarabunIT๙" w:cs="TH SarabunIT๙"/>
-          <w:sz w:val="32"/>
-          <w:szCs w:val="32"/>
-          <w:cs/>
-        </w:rPr>
-        <w:t xml:space="preserve">โดยมีพนักงานขับรถยนต์ </w:t>
-      </w:r>
-      <w:r>
-        <w:rPr>
-          <w:rFonts w:ascii="TH SarabunIT๙" w:hAnsi="TH SarabunIT๙" w:cs="TH SarabunIT๙"/>
-          <w:sz w:val="32"/>
-          <w:szCs w:val="32"/>
-        </w:rPr>
-        <w:t>{</w:t>
-      </w:r>
-      <w:proofErr w:type="spellStart"/>
-      <w:r>
-        <w:rPr>
-          <w:rFonts w:ascii="TH SarabunIT๙" w:hAnsi="TH SarabunIT๙" w:cs="TH SarabunIT๙"/>
-          <w:sz w:val="32"/>
-          <w:szCs w:val="32"/>
-        </w:rPr>
-        <w:t>gds</w:t>
-      </w:r>
-      <w:proofErr w:type="spellEnd"/>
-      <w:r>
-        <w:rPr>
-          <w:rFonts w:ascii="TH SarabunIT๙" w:hAnsi="TH SarabunIT๙" w:cs="TH SarabunIT๙"/>
-          <w:sz w:val="32"/>
-          <w:szCs w:val="32"/>
-        </w:rPr>
-        <w:t>}</w:t>
-      </w:r>
-      <w:r>
-        <w:rPr>
-          <w:rFonts w:ascii="TH SarabunIT๙" w:hAnsi="TH SarabunIT๙" w:cs="TH SarabunIT๙"/>
-          <w:sz w:val="32"/>
-          <w:szCs w:val="32"/>
-        </w:rPr>
-        <w:t>{</w:t>
-      </w:r>
-      <w:proofErr w:type="spellStart"/>
-      <w:r>
-        <w:rPr>
-          <w:rFonts w:ascii="TH SarabunIT๙" w:hAnsi="TH SarabunIT๙" w:cs="TH SarabunIT๙"/>
-          <w:sz w:val="32"/>
-          <w:szCs w:val="32"/>
-        </w:rPr>
-        <w:t>namedriver</w:t>
-      </w:r>
-      <w:proofErr w:type="spellEnd"/>
-      <w:r>
-        <w:rPr>
-          <w:rFonts w:ascii="TH SarabunIT๙" w:hAnsi="TH SarabunIT๙" w:cs="TH SarabunIT๙"/>
-          <w:sz w:val="32"/>
-          <w:szCs w:val="32"/>
-        </w:rPr>
-        <w:t xml:space="preserve">} </w:t>
-      </w:r>
-      <w:r>
-        <w:rPr>
-          <w:rFonts w:ascii="TH SarabunIT๙" w:hAnsi="TH SarabunIT๙" w:cs="TH SarabunIT๙"/>
-          <w:sz w:val="32"/>
-          <w:szCs w:val="32"/>
-          <w:cs/>
-        </w:rPr>
-        <w:t xml:space="preserve">และขอสั่งจ่ายน้ำมันจากงบกลาง ชนิด  </w:t>
-      </w:r>
-      <w:r>
-        <w:rPr>
-          <w:rFonts w:ascii="TH SarabunIT๙" w:hAnsi="TH SarabunIT๙" w:cs="TH SarabunIT๙"/>
-          <w:sz w:val="32"/>
-          <w:szCs w:val="32"/>
-        </w:rPr>
-        <w:t>{</w:t>
-      </w:r>
-      <w:proofErr w:type="spellStart"/>
-      <w:r>
-        <w:rPr>
-          <w:rFonts w:ascii="TH SarabunIT๙" w:hAnsi="TH SarabunIT๙" w:cs="TH SarabunIT๙"/>
-          <w:sz w:val="32"/>
-          <w:szCs w:val="32"/>
-        </w:rPr>
-        <w:t>f</w:t>
-      </w:r>
-      <w:r>
-        <w:rPr>
-          <w:rFonts w:ascii="TH SarabunIT๙" w:hAnsi="TH SarabunIT๙" w:cs="TH SarabunIT๙"/>
-          <w:sz w:val="32"/>
-          <w:szCs w:val="32"/>
-        </w:rPr>
-        <w:t>N</w:t>
-      </w:r>
-      <w:proofErr w:type="spellEnd"/>
-      <w:r>
-        <w:rPr>
-          <w:rFonts w:ascii="TH SarabunIT๙" w:hAnsi="TH SarabunIT๙" w:cs="TH SarabunIT๙"/>
-          <w:sz w:val="32"/>
-          <w:szCs w:val="32"/>
-        </w:rPr>
-        <w:t>}</w:t>
-      </w:r>
-      <w:r>
-        <w:rPr>
-          <w:rFonts w:ascii="TH SarabunIT๙" w:hAnsi="TH SarabunIT๙" w:cs="TH SarabunIT๙"/>
-          <w:sz w:val="32"/>
-          <w:szCs w:val="32"/>
-          <w:cs/>
-        </w:rPr>
-        <w:t xml:space="preserve"> เบนซิน</w:t>
-      </w:r>
-      <w:r>
-        <w:rPr>
-          <w:rFonts w:ascii="TH SarabunIT๙" w:hAnsi="TH SarabunIT๙" w:cs="TH SarabunIT๙"/>
-          <w:sz w:val="32"/>
-          <w:szCs w:val="32"/>
-        </w:rPr>
-        <w:t xml:space="preserve"> {</w:t>
-      </w:r>
-      <w:proofErr w:type="spellStart"/>
-      <w:r>
-        <w:rPr>
-          <w:rFonts w:ascii="TH SarabunIT๙" w:hAnsi="TH SarabunIT๙" w:cs="TH SarabunIT๙"/>
-          <w:sz w:val="32"/>
-          <w:szCs w:val="32"/>
-        </w:rPr>
-        <w:t>f</w:t>
-      </w:r>
-      <w:r>
-        <w:rPr>
-          <w:rFonts w:ascii="TH SarabunIT๙" w:hAnsi="TH SarabunIT๙" w:cs="TH SarabunIT๙"/>
-          <w:sz w:val="32"/>
-          <w:szCs w:val="32"/>
-        </w:rPr>
-        <w:t>O</w:t>
-      </w:r>
-      <w:proofErr w:type="spellEnd"/>
-      <w:r>
-        <w:rPr>
-          <w:rFonts w:ascii="TH SarabunIT๙" w:hAnsi="TH SarabunIT๙" w:cs="TH SarabunIT๙"/>
-          <w:sz w:val="32"/>
-          <w:szCs w:val="32"/>
-        </w:rPr>
-        <w:t>}</w:t>
-      </w:r>
-      <w:r>
-        <w:rPr>
-          <w:rFonts w:ascii="TH SarabunIT๙" w:hAnsi="TH SarabunIT๙" w:cs="TH SarabunIT๙"/>
-          <w:sz w:val="32"/>
-          <w:szCs w:val="32"/>
-          <w:cs/>
-        </w:rPr>
-        <w:t xml:space="preserve"> แกสโซ</w:t>
-      </w:r>
-      <w:proofErr w:type="spellStart"/>
-      <w:r>
-        <w:rPr>
-          <w:rFonts w:ascii="TH SarabunIT๙" w:hAnsi="TH SarabunIT๙" w:cs="TH SarabunIT๙"/>
-          <w:sz w:val="32"/>
-          <w:szCs w:val="32"/>
-          <w:cs/>
-        </w:rPr>
-        <w:t>ฮอลล์</w:t>
-      </w:r>
-      <w:proofErr w:type="spellEnd"/>
-      <w:r>
-        <w:rPr>
-          <w:rFonts w:ascii="TH SarabunIT๙" w:hAnsi="TH SarabunIT๙" w:cs="TH SarabunIT๙"/>
-          <w:sz w:val="32"/>
-          <w:szCs w:val="32"/>
-          <w:cs/>
-        </w:rPr>
-        <w:t xml:space="preserve"> 91 </w:t>
-      </w:r>
-      <w:r>
-        <w:rPr>
-          <w:rFonts w:ascii="TH SarabunIT๙" w:hAnsi="TH SarabunIT๙" w:cs="TH SarabunIT๙"/>
-          <w:sz w:val="32"/>
-          <w:szCs w:val="32"/>
-        </w:rPr>
-        <w:t>{</w:t>
-      </w:r>
-      <w:proofErr w:type="spellStart"/>
-      <w:r>
-        <w:rPr>
-          <w:rFonts w:ascii="TH SarabunIT๙" w:hAnsi="TH SarabunIT๙" w:cs="TH SarabunIT๙"/>
-          <w:sz w:val="32"/>
-          <w:szCs w:val="32"/>
-        </w:rPr>
-        <w:t>f</w:t>
-      </w:r>
-      <w:r>
-        <w:rPr>
-          <w:rFonts w:ascii="TH SarabunIT๙" w:hAnsi="TH SarabunIT๙" w:cs="TH SarabunIT๙"/>
-          <w:sz w:val="32"/>
-          <w:szCs w:val="32"/>
-        </w:rPr>
-        <w:t>D</w:t>
-      </w:r>
-      <w:proofErr w:type="spellEnd"/>
-      <w:r>
-        <w:rPr>
-          <w:rFonts w:ascii="TH SarabunIT๙" w:hAnsi="TH SarabunIT๙" w:cs="TH SarabunIT๙"/>
-          <w:sz w:val="32"/>
-          <w:szCs w:val="32"/>
-        </w:rPr>
-        <w:t>}</w:t>
-      </w:r>
-      <w:r>
-        <w:rPr>
-          <w:rFonts w:ascii="TH SarabunIT๙" w:hAnsi="TH SarabunIT๙" w:cs="TH SarabunIT๙"/>
-          <w:sz w:val="32"/>
-          <w:szCs w:val="32"/>
-          <w:cs/>
-        </w:rPr>
-        <w:t xml:space="preserve"> ดีเซล  ตามใบเบิกน้ำมัน เล่มที่ ...............เลขที่....................จำนวน ........................ บาท</w:t>
-      </w:r>
-    </w:p>
-    <w:p>
-      <w:pPr>
-        <w:ind w:firstLine="0"/>
-        <w:rPr>
-          <w:rFonts w:ascii="TH SarabunIT๙" w:hAnsi="TH SarabunIT๙" w:cs="TH SarabunIT๙"/>
-          <w:sz w:val="32"/>
-          <w:szCs w:val="32"/>
-        </w:rPr>
-      </w:pPr>
-    </w:p>
-    <w:p>
-      <w:pPr>
-        <w:ind w:left="4320" w:right="-165" w:firstLine="216"/>
-        <w:rPr>
-          <w:rFonts w:ascii="TH SarabunIT๙" w:hAnsi="TH SarabunIT๙" w:cs="TH SarabunIT๙"/>
-          <w:sz w:val="32"/>
-          <w:szCs w:val="32"/>
-        </w:rPr>
-      </w:pPr>
-      <w:r>
-        <w:rPr>
-          <w:rFonts w:ascii="TH SarabunIT๙" w:hAnsi="TH SarabunIT๙" w:cs="TH SarabunIT๙"/>
-          <w:sz w:val="32"/>
-          <w:szCs w:val="32"/>
-          <w:cs/>
-        </w:rPr>
-        <w:t>ลงชื่อ</w:t>
-      </w:r>
-      <w:r>
-        <w:rPr>
-          <w:rFonts w:ascii="TH SarabunIT๙" w:hAnsi="TH SarabunIT๙" w:cs="TH SarabunIT๙"/>
-          <w:sz w:val="32"/>
-          <w:szCs w:val="32"/>
-        </w:rPr>
-        <w:t xml:space="preserve"> ....................................................</w:t>
-      </w:r>
-      <w:r>
-        <w:rPr>
-          <w:rFonts w:ascii="TH SarabunIT๙" w:hAnsi="TH SarabunIT๙" w:cs="TH SarabunIT๙"/>
-          <w:sz w:val="32"/>
-          <w:szCs w:val="32"/>
-          <w:cs/>
-        </w:rPr>
-        <w:t xml:space="preserve">ผู้ตรวจสอบ </w:t>
-      </w:r>
-    </w:p>
-    <w:p>
-      <w:pPr>
-        <w:ind w:right="-165"/>
-        <w:rPr>
-          <w:rFonts w:ascii="TH SarabunIT๙" w:hAnsi="TH SarabunIT๙" w:cs="TH SarabunIT๙"/>
-          <w:sz w:val="32"/>
-          <w:szCs w:val="32"/>
-        </w:rPr>
-      </w:pPr>
-      <w:r>
-        <w:rPr>
-          <w:rFonts w:ascii="TH SarabunIT๙" w:hAnsi="TH SarabunIT๙" w:cs="TH SarabunIT๙"/>
-          <w:sz w:val="32"/>
-          <w:szCs w:val="32"/>
-          <w:cs/>
-        </w:rPr>
-        <w:t xml:space="preserve">                                                           </w:t>
-      </w:r>
-      <w:r>
-        <w:rPr>
-          <w:rFonts w:ascii="TH SarabunIT๙" w:hAnsi="TH SarabunIT๙" w:cs="TH SarabunIT๙"/>
-          <w:sz w:val="32"/>
-          <w:szCs w:val="32"/>
-          <w:cs/>
-        </w:rPr>
-        <w:t xml:space="preserve"> (</w:t>
-      </w:r>
-      <w:r>
-        <w:rPr>
-          <w:rFonts w:ascii="TH SarabunIT๙" w:hAnsi="TH SarabunIT๙" w:cs="TH SarabunIT๙"/>
-          <w:sz w:val="32"/>
-          <w:szCs w:val="32"/>
-          <w:cs/>
-        </w:rPr>
-        <w:t>.....................................................</w:t>
-      </w:r>
-      <w:r>
-        <w:rPr>
-          <w:rFonts w:ascii="TH SarabunIT๙" w:hAnsi="TH SarabunIT๙" w:cs="TH SarabunIT๙"/>
-          <w:sz w:val="32"/>
-          <w:szCs w:val="32"/>
-          <w:cs/>
-        </w:rPr>
-        <w:t>)</w:t>
+        </w:rPr>
+        <w:t>…………../………………../………………</w:t>
       </w:r>
     </w:p>
     <w:sectPr>
@@ -4280,7 +4186,7 @@
   <w:style w:type="paragraph" w:default="1" w:styleId="Normal">
     <w:name w:val="Normal"/>
     <w:qFormat/>
-    <w:rsid w:val="006B179C"/>
+    <w:rsid w:val="000C1F2F"/>
     <w:pPr>
       <w:spacing w:after="0"/>
     </w:pPr>
@@ -4391,6 +4297,25 @@
       <w:sz w:val="18"/>
       <w:szCs w:val="22"/>
     </w:rPr>
+  </w:style>
+  <w:style w:type="table" w:styleId="TableGrid">
+    <w:name w:val="Table Grid"/>
+    <w:basedOn w:val="TableNormal"/>
+    <w:uiPriority w:val="39"/>
+    <w:rsid w:val="000C1F2F"/>
+    <w:pPr>
+      <w:spacing w:after="0"/>
+    </w:pPr>
+    <w:tblPr>
+      <w:tblBorders>
+        <w:top w:val="single" w:sz="4" w:space="0" w:color="auto"/>
+        <w:left w:val="single" w:sz="4" w:space="0" w:color="auto"/>
+        <w:bottom w:val="single" w:sz="4" w:space="0" w:color="auto"/>
+        <w:right w:val="single" w:sz="4" w:space="0" w:color="auto"/>
+        <w:insideH w:val="single" w:sz="4" w:space="0" w:color="auto"/>
+        <w:insideV w:val="single" w:sz="4" w:space="0" w:color="auto"/>
+      </w:tblBorders>
+    </w:tblPr>
   </w:style>
 </w:styles>
 </file>
